--- a/AWS-NOTES/IAM.docx
+++ b/AWS-NOTES/IAM.docx
@@ -4,16 +4,15 @@
   <w:body>
     <w:p>
       <w:pPr>
+        <w:pStyle w:val="Heading3"/>
         <w:jc w:val="center"/>
         <w:rPr>
-          <w:b/>
-          <w:bCs/>
+          <w:rFonts w:ascii="Algerian" w:hAnsi="Algerian"/>
         </w:rPr>
       </w:pPr>
       <w:r>
         <w:rPr>
-          <w:b/>
-          <w:bCs/>
+          <w:rFonts w:ascii="Algerian" w:hAnsi="Algerian"/>
         </w:rPr>
         <w:t>(IAM) - Identity and Access Management (IAM)</w:t>
       </w:r>
@@ -120,7 +119,7 @@
         <w:pStyle w:val="ListParagraph"/>
         <w:numPr>
           <w:ilvl w:val="0"/>
-          <w:numId w:val="14"/>
+          <w:numId w:val="51"/>
         </w:numPr>
         <w:rPr>
           <w:b/>
@@ -140,6 +139,19 @@
         </w:rPr>
         <w:t>Key Features of IAM</w:t>
       </w:r>
+    </w:p>
+    <w:p>
+      <w:pPr>
+        <w:pStyle w:val="ListParagraph"/>
+        <w:ind w:left="360"/>
+        <w:rPr>
+          <w:b/>
+          <w:bCs/>
+          <w:sz w:val="20"/>
+          <w:szCs w:val="20"/>
+          <w:u w:val="single"/>
+        </w:rPr>
+      </w:pPr>
     </w:p>
     <w:p>
       <w:pPr>
@@ -545,6 +557,22 @@
     <w:p>
       <w:pPr>
         <w:pStyle w:val="ListParagraph"/>
+        <w:spacing w:before="100" w:beforeAutospacing="1" w:after="100" w:afterAutospacing="1" w:line="240" w:lineRule="auto"/>
+        <w:rPr>
+          <w:rFonts w:ascii="Times New Roman" w:eastAsia="Times New Roman" w:hAnsi="Times New Roman" w:cs="Times New Roman"/>
+          <w:b/>
+          <w:bCs/>
+          <w:kern w:val="0"/>
+          <w:sz w:val="20"/>
+          <w:szCs w:val="20"/>
+          <w:lang w:eastAsia="en-IN"/>
+          <w14:ligatures w14:val="none"/>
+        </w:rPr>
+      </w:pPr>
+    </w:p>
+    <w:p>
+      <w:pPr>
+        <w:pStyle w:val="ListParagraph"/>
         <w:numPr>
           <w:ilvl w:val="0"/>
           <w:numId w:val="17"/>
@@ -740,10 +768,13 @@
     <w:p>
       <w:pPr>
         <w:pStyle w:val="NormalWeb"/>
-        <w:numPr>
-          <w:ilvl w:val="0"/>
-          <w:numId w:val="23"/>
-        </w:numPr>
+        <w:ind w:left="360"/>
+        <w:rPr>
+          <w:sz w:val="20"/>
+          <w:szCs w:val="20"/>
+        </w:rPr>
+      </w:pPr>
+      <w:r>
         <w:rPr>
           <w:rFonts w:eastAsiaTheme="majorEastAsia"/>
           <w:b/>
@@ -751,7 +782,8 @@
           <w:sz w:val="20"/>
           <w:szCs w:val="20"/>
         </w:rPr>
-      </w:pPr>
+        <w:t xml:space="preserve">2.    </w:t>
+      </w:r>
       <w:r>
         <w:rPr>
           <w:rFonts w:eastAsiaTheme="majorEastAsia"/>
@@ -760,17 +792,7 @@
           <w:sz w:val="20"/>
           <w:szCs w:val="20"/>
         </w:rPr>
-        <w:t>A</w:t>
-      </w:r>
-      <w:r>
-        <w:rPr>
-          <w:rFonts w:eastAsiaTheme="majorEastAsia"/>
-          <w:b/>
-          <w:bCs/>
-          <w:sz w:val="20"/>
-          <w:szCs w:val="20"/>
-        </w:rPr>
-        <w:t>uthorization</w:t>
+        <w:t>Authorization</w:t>
       </w:r>
     </w:p>
     <w:p>
@@ -778,7 +800,7 @@
         <w:pStyle w:val="NormalWeb"/>
         <w:numPr>
           <w:ilvl w:val="0"/>
-          <w:numId w:val="31"/>
+          <w:numId w:val="54"/>
         </w:numPr>
         <w:rPr>
           <w:sz w:val="20"/>
@@ -1171,6 +1193,19 @@
     </w:p>
     <w:p>
       <w:pPr>
+        <w:pStyle w:val="NormalWeb"/>
+        <w:numPr>
+          <w:ilvl w:val="0"/>
+          <w:numId w:val="33"/>
+        </w:numPr>
+        <w:rPr>
+          <w:sz w:val="20"/>
+          <w:szCs w:val="20"/>
+        </w:rPr>
+      </w:pPr>
+    </w:p>
+    <w:p>
+      <w:pPr>
         <w:pStyle w:val="ListParagraph"/>
         <w:numPr>
           <w:ilvl w:val="0"/>
@@ -1198,8 +1233,25 @@
           <w:lang w:eastAsia="en-IN"/>
           <w14:ligatures w14:val="none"/>
         </w:rPr>
+        <w:lastRenderedPageBreak/>
         <w:t xml:space="preserve">Getting Started with IAM </w:t>
       </w:r>
+    </w:p>
+    <w:p>
+      <w:pPr>
+        <w:pStyle w:val="ListParagraph"/>
+        <w:ind w:left="360"/>
+        <w:rPr>
+          <w:rFonts w:ascii="Times New Roman" w:eastAsia="Times New Roman" w:hAnsi="Times New Roman" w:cs="Times New Roman"/>
+          <w:b/>
+          <w:bCs/>
+          <w:kern w:val="0"/>
+          <w:sz w:val="20"/>
+          <w:szCs w:val="20"/>
+          <w:lang w:eastAsia="en-IN"/>
+          <w14:ligatures w14:val="none"/>
+        </w:rPr>
+      </w:pPr>
     </w:p>
     <w:p>
       <w:pPr>
@@ -1396,6 +1448,7 @@
       <w:tblPr>
         <w:tblStyle w:val="TableGrid"/>
         <w:tblW w:w="0" w:type="auto"/>
+        <w:tblInd w:w="1327" w:type="dxa"/>
         <w:tblLook w:val="04A0" w:firstRow="1" w:lastRow="0" w:firstColumn="1" w:lastColumn="0" w:noHBand="0" w:noVBand="1"/>
       </w:tblPr>
       <w:tblGrid>
@@ -1674,9 +1727,21 @@
     <w:p>
       <w:pPr>
         <w:pStyle w:val="ListParagraph"/>
+        <w:ind w:left="360"/>
+        <w:rPr>
+          <w:b/>
+          <w:bCs/>
+          <w:sz w:val="20"/>
+          <w:szCs w:val="20"/>
+        </w:rPr>
+      </w:pPr>
+    </w:p>
+    <w:p>
+      <w:pPr>
+        <w:pStyle w:val="ListParagraph"/>
         <w:numPr>
           <w:ilvl w:val="0"/>
-          <w:numId w:val="41"/>
+          <w:numId w:val="52"/>
         </w:numPr>
         <w:rPr>
           <w:sz w:val="20"/>
@@ -2004,7 +2069,7 @@
     </w:p>
     <w:sectPr>
       <w:pgSz w:w="11906" w:h="16838"/>
-      <w:pgMar w:top="1440" w:right="1440" w:bottom="1440" w:left="1440" w:header="708" w:footer="708" w:gutter="0"/>
+      <w:pgMar w:top="720" w:right="720" w:bottom="720" w:left="720" w:header="708" w:footer="708" w:gutter="0"/>
       <w:cols w:space="708"/>
       <w:docGrid w:linePitch="360"/>
     </w:sectPr>
@@ -2277,6 +2342,92 @@
     </w:lvl>
   </w:abstractNum>
   <w:abstractNum w:abstractNumId="2" w15:restartNumberingAfterBreak="0">
+    <w:nsid w:val="02D420A2"/>
+    <w:multiLevelType w:val="hybridMultilevel"/>
+    <w:tmpl w:val="23003ACE"/>
+    <w:lvl w:ilvl="0" w:tplc="4009000F">
+      <w:start w:val="1"/>
+      <w:numFmt w:val="decimal"/>
+      <w:lvlText w:val="%1."/>
+      <w:lvlJc w:val="left"/>
+      <w:pPr>
+        <w:ind w:left="1440" w:hanging="360"/>
+      </w:pPr>
+    </w:lvl>
+    <w:lvl w:ilvl="1" w:tplc="40090019" w:tentative="1">
+      <w:start w:val="1"/>
+      <w:numFmt w:val="lowerLetter"/>
+      <w:lvlText w:val="%2."/>
+      <w:lvlJc w:val="left"/>
+      <w:pPr>
+        <w:ind w:left="2160" w:hanging="360"/>
+      </w:pPr>
+    </w:lvl>
+    <w:lvl w:ilvl="2" w:tplc="4009001B" w:tentative="1">
+      <w:start w:val="1"/>
+      <w:numFmt w:val="lowerRoman"/>
+      <w:lvlText w:val="%3."/>
+      <w:lvlJc w:val="right"/>
+      <w:pPr>
+        <w:ind w:left="2880" w:hanging="180"/>
+      </w:pPr>
+    </w:lvl>
+    <w:lvl w:ilvl="3" w:tplc="4009000F" w:tentative="1">
+      <w:start w:val="1"/>
+      <w:numFmt w:val="decimal"/>
+      <w:lvlText w:val="%4."/>
+      <w:lvlJc w:val="left"/>
+      <w:pPr>
+        <w:ind w:left="3600" w:hanging="360"/>
+      </w:pPr>
+    </w:lvl>
+    <w:lvl w:ilvl="4" w:tplc="40090019" w:tentative="1">
+      <w:start w:val="1"/>
+      <w:numFmt w:val="lowerLetter"/>
+      <w:lvlText w:val="%5."/>
+      <w:lvlJc w:val="left"/>
+      <w:pPr>
+        <w:ind w:left="4320" w:hanging="360"/>
+      </w:pPr>
+    </w:lvl>
+    <w:lvl w:ilvl="5" w:tplc="4009001B" w:tentative="1">
+      <w:start w:val="1"/>
+      <w:numFmt w:val="lowerRoman"/>
+      <w:lvlText w:val="%6."/>
+      <w:lvlJc w:val="right"/>
+      <w:pPr>
+        <w:ind w:left="5040" w:hanging="180"/>
+      </w:pPr>
+    </w:lvl>
+    <w:lvl w:ilvl="6" w:tplc="4009000F" w:tentative="1">
+      <w:start w:val="1"/>
+      <w:numFmt w:val="decimal"/>
+      <w:lvlText w:val="%7."/>
+      <w:lvlJc w:val="left"/>
+      <w:pPr>
+        <w:ind w:left="5760" w:hanging="360"/>
+      </w:pPr>
+    </w:lvl>
+    <w:lvl w:ilvl="7" w:tplc="40090019" w:tentative="1">
+      <w:start w:val="1"/>
+      <w:numFmt w:val="lowerLetter"/>
+      <w:lvlText w:val="%8."/>
+      <w:lvlJc w:val="left"/>
+      <w:pPr>
+        <w:ind w:left="6480" w:hanging="360"/>
+      </w:pPr>
+    </w:lvl>
+    <w:lvl w:ilvl="8" w:tplc="4009001B" w:tentative="1">
+      <w:start w:val="1"/>
+      <w:numFmt w:val="lowerRoman"/>
+      <w:lvlText w:val="%9."/>
+      <w:lvlJc w:val="right"/>
+      <w:pPr>
+        <w:ind w:left="7200" w:hanging="180"/>
+      </w:pPr>
+    </w:lvl>
+  </w:abstractNum>
+  <w:abstractNum w:abstractNumId="3" w15:restartNumberingAfterBreak="0">
     <w:nsid w:val="02F75CCC"/>
     <w:multiLevelType w:val="multilevel"/>
     <w:tmpl w:val="84B22BA6"/>
@@ -2425,7 +2576,7 @@
       </w:rPr>
     </w:lvl>
   </w:abstractNum>
-  <w:abstractNum w:abstractNumId="3" w15:restartNumberingAfterBreak="0">
+  <w:abstractNum w:abstractNumId="4" w15:restartNumberingAfterBreak="0">
     <w:nsid w:val="04CB059E"/>
     <w:multiLevelType w:val="hybridMultilevel"/>
     <w:tmpl w:val="949253B6"/>
@@ -2538,7 +2689,7 @@
       </w:rPr>
     </w:lvl>
   </w:abstractNum>
-  <w:abstractNum w:abstractNumId="4" w15:restartNumberingAfterBreak="0">
+  <w:abstractNum w:abstractNumId="5" w15:restartNumberingAfterBreak="0">
     <w:nsid w:val="05E13930"/>
     <w:multiLevelType w:val="multilevel"/>
     <w:tmpl w:val="4E56A260"/>
@@ -2687,7 +2838,7 @@
       </w:rPr>
     </w:lvl>
   </w:abstractNum>
-  <w:abstractNum w:abstractNumId="5" w15:restartNumberingAfterBreak="0">
+  <w:abstractNum w:abstractNumId="6" w15:restartNumberingAfterBreak="0">
     <w:nsid w:val="062C7707"/>
     <w:multiLevelType w:val="hybridMultilevel"/>
     <w:tmpl w:val="869CB3F0"/>
@@ -2800,7 +2951,7 @@
       </w:rPr>
     </w:lvl>
   </w:abstractNum>
-  <w:abstractNum w:abstractNumId="6" w15:restartNumberingAfterBreak="0">
+  <w:abstractNum w:abstractNumId="7" w15:restartNumberingAfterBreak="0">
     <w:nsid w:val="07A92028"/>
     <w:multiLevelType w:val="multilevel"/>
     <w:tmpl w:val="CFE2B3A2"/>
@@ -2949,7 +3100,7 @@
       </w:rPr>
     </w:lvl>
   </w:abstractNum>
-  <w:abstractNum w:abstractNumId="7" w15:restartNumberingAfterBreak="0">
+  <w:abstractNum w:abstractNumId="8" w15:restartNumberingAfterBreak="0">
     <w:nsid w:val="0A4C2C6D"/>
     <w:multiLevelType w:val="multilevel"/>
     <w:tmpl w:val="C43A9130"/>
@@ -3100,7 +3251,120 @@
       </w:rPr>
     </w:lvl>
   </w:abstractNum>
-  <w:abstractNum w:abstractNumId="8" w15:restartNumberingAfterBreak="0">
+  <w:abstractNum w:abstractNumId="9" w15:restartNumberingAfterBreak="0">
+    <w:nsid w:val="0B365670"/>
+    <w:multiLevelType w:val="hybridMultilevel"/>
+    <w:tmpl w:val="67327D34"/>
+    <w:lvl w:ilvl="0" w:tplc="4009000B">
+      <w:start w:val="1"/>
+      <w:numFmt w:val="bullet"/>
+      <w:lvlText w:val=""/>
+      <w:lvlJc w:val="left"/>
+      <w:pPr>
+        <w:ind w:left="720" w:hanging="360"/>
+      </w:pPr>
+      <w:rPr>
+        <w:rFonts w:ascii="Wingdings" w:hAnsi="Wingdings" w:hint="default"/>
+      </w:rPr>
+    </w:lvl>
+    <w:lvl w:ilvl="1" w:tplc="FFFFFFFF" w:tentative="1">
+      <w:start w:val="1"/>
+      <w:numFmt w:val="bullet"/>
+      <w:lvlText w:val="o"/>
+      <w:lvlJc w:val="left"/>
+      <w:pPr>
+        <w:ind w:left="1440" w:hanging="360"/>
+      </w:pPr>
+      <w:rPr>
+        <w:rFonts w:ascii="Courier New" w:hAnsi="Courier New" w:cs="Courier New" w:hint="default"/>
+      </w:rPr>
+    </w:lvl>
+    <w:lvl w:ilvl="2" w:tplc="FFFFFFFF" w:tentative="1">
+      <w:start w:val="1"/>
+      <w:numFmt w:val="bullet"/>
+      <w:lvlText w:val=""/>
+      <w:lvlJc w:val="left"/>
+      <w:pPr>
+        <w:ind w:left="2160" w:hanging="360"/>
+      </w:pPr>
+      <w:rPr>
+        <w:rFonts w:ascii="Wingdings" w:hAnsi="Wingdings" w:hint="default"/>
+      </w:rPr>
+    </w:lvl>
+    <w:lvl w:ilvl="3" w:tplc="FFFFFFFF" w:tentative="1">
+      <w:start w:val="1"/>
+      <w:numFmt w:val="bullet"/>
+      <w:lvlText w:val=""/>
+      <w:lvlJc w:val="left"/>
+      <w:pPr>
+        <w:ind w:left="2880" w:hanging="360"/>
+      </w:pPr>
+      <w:rPr>
+        <w:rFonts w:ascii="Symbol" w:hAnsi="Symbol" w:hint="default"/>
+      </w:rPr>
+    </w:lvl>
+    <w:lvl w:ilvl="4" w:tplc="FFFFFFFF" w:tentative="1">
+      <w:start w:val="1"/>
+      <w:numFmt w:val="bullet"/>
+      <w:lvlText w:val="o"/>
+      <w:lvlJc w:val="left"/>
+      <w:pPr>
+        <w:ind w:left="3600" w:hanging="360"/>
+      </w:pPr>
+      <w:rPr>
+        <w:rFonts w:ascii="Courier New" w:hAnsi="Courier New" w:cs="Courier New" w:hint="default"/>
+      </w:rPr>
+    </w:lvl>
+    <w:lvl w:ilvl="5" w:tplc="FFFFFFFF" w:tentative="1">
+      <w:start w:val="1"/>
+      <w:numFmt w:val="bullet"/>
+      <w:lvlText w:val=""/>
+      <w:lvlJc w:val="left"/>
+      <w:pPr>
+        <w:ind w:left="4320" w:hanging="360"/>
+      </w:pPr>
+      <w:rPr>
+        <w:rFonts w:ascii="Wingdings" w:hAnsi="Wingdings" w:hint="default"/>
+      </w:rPr>
+    </w:lvl>
+    <w:lvl w:ilvl="6" w:tplc="FFFFFFFF" w:tentative="1">
+      <w:start w:val="1"/>
+      <w:numFmt w:val="bullet"/>
+      <w:lvlText w:val=""/>
+      <w:lvlJc w:val="left"/>
+      <w:pPr>
+        <w:ind w:left="5040" w:hanging="360"/>
+      </w:pPr>
+      <w:rPr>
+        <w:rFonts w:ascii="Symbol" w:hAnsi="Symbol" w:hint="default"/>
+      </w:rPr>
+    </w:lvl>
+    <w:lvl w:ilvl="7" w:tplc="FFFFFFFF" w:tentative="1">
+      <w:start w:val="1"/>
+      <w:numFmt w:val="bullet"/>
+      <w:lvlText w:val="o"/>
+      <w:lvlJc w:val="left"/>
+      <w:pPr>
+        <w:ind w:left="5760" w:hanging="360"/>
+      </w:pPr>
+      <w:rPr>
+        <w:rFonts w:ascii="Courier New" w:hAnsi="Courier New" w:cs="Courier New" w:hint="default"/>
+      </w:rPr>
+    </w:lvl>
+    <w:lvl w:ilvl="8" w:tplc="FFFFFFFF" w:tentative="1">
+      <w:start w:val="1"/>
+      <w:numFmt w:val="bullet"/>
+      <w:lvlText w:val=""/>
+      <w:lvlJc w:val="left"/>
+      <w:pPr>
+        <w:ind w:left="6480" w:hanging="360"/>
+      </w:pPr>
+      <w:rPr>
+        <w:rFonts w:ascii="Wingdings" w:hAnsi="Wingdings" w:hint="default"/>
+      </w:rPr>
+    </w:lvl>
+  </w:abstractNum>
+  <w:abstractNum w:abstractNumId="10" w15:restartNumberingAfterBreak="0">
     <w:nsid w:val="0C525ECB"/>
     <w:multiLevelType w:val="hybridMultilevel"/>
     <w:tmpl w:val="D98C7376"/>
@@ -3213,7 +3477,7 @@
       </w:rPr>
     </w:lvl>
   </w:abstractNum>
-  <w:abstractNum w:abstractNumId="9" w15:restartNumberingAfterBreak="0">
+  <w:abstractNum w:abstractNumId="11" w15:restartNumberingAfterBreak="0">
     <w:nsid w:val="0F41704D"/>
     <w:multiLevelType w:val="hybridMultilevel"/>
     <w:tmpl w:val="AC04A18E"/>
@@ -3326,7 +3590,7 @@
       </w:rPr>
     </w:lvl>
   </w:abstractNum>
-  <w:abstractNum w:abstractNumId="10" w15:restartNumberingAfterBreak="0">
+  <w:abstractNum w:abstractNumId="12" w15:restartNumberingAfterBreak="0">
     <w:nsid w:val="133E5439"/>
     <w:multiLevelType w:val="multilevel"/>
     <w:tmpl w:val="8F22A318"/>
@@ -3475,7 +3739,93 @@
       </w:rPr>
     </w:lvl>
   </w:abstractNum>
-  <w:abstractNum w:abstractNumId="11" w15:restartNumberingAfterBreak="0">
+  <w:abstractNum w:abstractNumId="13" w15:restartNumberingAfterBreak="0">
+    <w:nsid w:val="146B00AD"/>
+    <w:multiLevelType w:val="hybridMultilevel"/>
+    <w:tmpl w:val="5792E162"/>
+    <w:lvl w:ilvl="0" w:tplc="4009000F">
+      <w:start w:val="1"/>
+      <w:numFmt w:val="decimal"/>
+      <w:lvlText w:val="%1."/>
+      <w:lvlJc w:val="left"/>
+      <w:pPr>
+        <w:ind w:left="720" w:hanging="360"/>
+      </w:pPr>
+    </w:lvl>
+    <w:lvl w:ilvl="1" w:tplc="40090019" w:tentative="1">
+      <w:start w:val="1"/>
+      <w:numFmt w:val="lowerLetter"/>
+      <w:lvlText w:val="%2."/>
+      <w:lvlJc w:val="left"/>
+      <w:pPr>
+        <w:ind w:left="1440" w:hanging="360"/>
+      </w:pPr>
+    </w:lvl>
+    <w:lvl w:ilvl="2" w:tplc="4009001B" w:tentative="1">
+      <w:start w:val="1"/>
+      <w:numFmt w:val="lowerRoman"/>
+      <w:lvlText w:val="%3."/>
+      <w:lvlJc w:val="right"/>
+      <w:pPr>
+        <w:ind w:left="2160" w:hanging="180"/>
+      </w:pPr>
+    </w:lvl>
+    <w:lvl w:ilvl="3" w:tplc="4009000F" w:tentative="1">
+      <w:start w:val="1"/>
+      <w:numFmt w:val="decimal"/>
+      <w:lvlText w:val="%4."/>
+      <w:lvlJc w:val="left"/>
+      <w:pPr>
+        <w:ind w:left="2880" w:hanging="360"/>
+      </w:pPr>
+    </w:lvl>
+    <w:lvl w:ilvl="4" w:tplc="40090019" w:tentative="1">
+      <w:start w:val="1"/>
+      <w:numFmt w:val="lowerLetter"/>
+      <w:lvlText w:val="%5."/>
+      <w:lvlJc w:val="left"/>
+      <w:pPr>
+        <w:ind w:left="3600" w:hanging="360"/>
+      </w:pPr>
+    </w:lvl>
+    <w:lvl w:ilvl="5" w:tplc="4009001B" w:tentative="1">
+      <w:start w:val="1"/>
+      <w:numFmt w:val="lowerRoman"/>
+      <w:lvlText w:val="%6."/>
+      <w:lvlJc w:val="right"/>
+      <w:pPr>
+        <w:ind w:left="4320" w:hanging="180"/>
+      </w:pPr>
+    </w:lvl>
+    <w:lvl w:ilvl="6" w:tplc="4009000F" w:tentative="1">
+      <w:start w:val="1"/>
+      <w:numFmt w:val="decimal"/>
+      <w:lvlText w:val="%7."/>
+      <w:lvlJc w:val="left"/>
+      <w:pPr>
+        <w:ind w:left="5040" w:hanging="360"/>
+      </w:pPr>
+    </w:lvl>
+    <w:lvl w:ilvl="7" w:tplc="40090019" w:tentative="1">
+      <w:start w:val="1"/>
+      <w:numFmt w:val="lowerLetter"/>
+      <w:lvlText w:val="%8."/>
+      <w:lvlJc w:val="left"/>
+      <w:pPr>
+        <w:ind w:left="5760" w:hanging="360"/>
+      </w:pPr>
+    </w:lvl>
+    <w:lvl w:ilvl="8" w:tplc="4009001B" w:tentative="1">
+      <w:start w:val="1"/>
+      <w:numFmt w:val="lowerRoman"/>
+      <w:lvlText w:val="%9."/>
+      <w:lvlJc w:val="right"/>
+      <w:pPr>
+        <w:ind w:left="6480" w:hanging="180"/>
+      </w:pPr>
+    </w:lvl>
+  </w:abstractNum>
+  <w:abstractNum w:abstractNumId="14" w15:restartNumberingAfterBreak="0">
     <w:nsid w:val="158C5081"/>
     <w:multiLevelType w:val="multilevel"/>
     <w:tmpl w:val="4B2652CC"/>
@@ -3624,7 +3974,7 @@
       </w:rPr>
     </w:lvl>
   </w:abstractNum>
-  <w:abstractNum w:abstractNumId="12" w15:restartNumberingAfterBreak="0">
+  <w:abstractNum w:abstractNumId="15" w15:restartNumberingAfterBreak="0">
     <w:nsid w:val="17B10563"/>
     <w:multiLevelType w:val="hybridMultilevel"/>
     <w:tmpl w:val="8F6455C4"/>
@@ -3737,7 +4087,7 @@
       </w:rPr>
     </w:lvl>
   </w:abstractNum>
-  <w:abstractNum w:abstractNumId="13" w15:restartNumberingAfterBreak="0">
+  <w:abstractNum w:abstractNumId="16" w15:restartNumberingAfterBreak="0">
     <w:nsid w:val="1A317CAE"/>
     <w:multiLevelType w:val="hybridMultilevel"/>
     <w:tmpl w:val="CEECB7AC"/>
@@ -3850,7 +4200,7 @@
       </w:rPr>
     </w:lvl>
   </w:abstractNum>
-  <w:abstractNum w:abstractNumId="14" w15:restartNumberingAfterBreak="0">
+  <w:abstractNum w:abstractNumId="17" w15:restartNumberingAfterBreak="0">
     <w:nsid w:val="1A847DD1"/>
     <w:multiLevelType w:val="hybridMultilevel"/>
     <w:tmpl w:val="09EAB64E"/>
@@ -3963,7 +4313,7 @@
       </w:rPr>
     </w:lvl>
   </w:abstractNum>
-  <w:abstractNum w:abstractNumId="15" w15:restartNumberingAfterBreak="0">
+  <w:abstractNum w:abstractNumId="18" w15:restartNumberingAfterBreak="0">
     <w:nsid w:val="1D3C42B6"/>
     <w:multiLevelType w:val="multilevel"/>
     <w:tmpl w:val="4776E896"/>
@@ -4112,7 +4462,7 @@
       </w:rPr>
     </w:lvl>
   </w:abstractNum>
-  <w:abstractNum w:abstractNumId="16" w15:restartNumberingAfterBreak="0">
+  <w:abstractNum w:abstractNumId="19" w15:restartNumberingAfterBreak="0">
     <w:nsid w:val="1EE7401B"/>
     <w:multiLevelType w:val="multilevel"/>
     <w:tmpl w:val="67B88CE4"/>
@@ -4261,7 +4611,7 @@
       </w:rPr>
     </w:lvl>
   </w:abstractNum>
-  <w:abstractNum w:abstractNumId="17" w15:restartNumberingAfterBreak="0">
+  <w:abstractNum w:abstractNumId="20" w15:restartNumberingAfterBreak="0">
     <w:nsid w:val="1EFD7D9F"/>
     <w:multiLevelType w:val="multilevel"/>
     <w:tmpl w:val="820A5FBC"/>
@@ -4408,14 +4758,14 @@
       </w:rPr>
     </w:lvl>
   </w:abstractNum>
-  <w:abstractNum w:abstractNumId="18" w15:restartNumberingAfterBreak="0">
+  <w:abstractNum w:abstractNumId="21" w15:restartNumberingAfterBreak="0">
     <w:nsid w:val="2054743A"/>
     <w:multiLevelType w:val="multilevel"/>
-    <w:tmpl w:val="D624A9D0"/>
+    <w:tmpl w:val="A1D01E16"/>
     <w:lvl w:ilvl="0">
       <w:start w:val="1"/>
-      <w:numFmt w:val="bullet"/>
-      <w:lvlText w:val="o"/>
+      <w:numFmt w:val="decimal"/>
+      <w:lvlText w:val="%1."/>
       <w:lvlJc w:val="left"/>
       <w:pPr>
         <w:tabs>
@@ -4424,10 +4774,159 @@
         <w:ind w:left="1080" w:hanging="360"/>
       </w:pPr>
       <w:rPr>
+        <w:rFonts w:hint="default"/>
+        <w:sz w:val="20"/>
+      </w:rPr>
+    </w:lvl>
+    <w:lvl w:ilvl="1" w:tentative="1">
+      <w:start w:val="1"/>
+      <w:numFmt w:val="bullet"/>
+      <w:lvlText w:val="o"/>
+      <w:lvlJc w:val="left"/>
+      <w:pPr>
+        <w:tabs>
+          <w:tab w:val="num" w:pos="1800"/>
+        </w:tabs>
+        <w:ind w:left="1800" w:hanging="360"/>
+      </w:pPr>
+      <w:rPr>
         <w:rFonts w:ascii="Courier New" w:hAnsi="Courier New" w:hint="default"/>
         <w:sz w:val="20"/>
       </w:rPr>
     </w:lvl>
+    <w:lvl w:ilvl="2" w:tentative="1">
+      <w:start w:val="1"/>
+      <w:numFmt w:val="bullet"/>
+      <w:lvlText w:val=""/>
+      <w:lvlJc w:val="left"/>
+      <w:pPr>
+        <w:tabs>
+          <w:tab w:val="num" w:pos="2520"/>
+        </w:tabs>
+        <w:ind w:left="2520" w:hanging="360"/>
+      </w:pPr>
+      <w:rPr>
+        <w:rFonts w:ascii="Wingdings" w:hAnsi="Wingdings" w:hint="default"/>
+        <w:sz w:val="20"/>
+      </w:rPr>
+    </w:lvl>
+    <w:lvl w:ilvl="3" w:tentative="1">
+      <w:start w:val="1"/>
+      <w:numFmt w:val="bullet"/>
+      <w:lvlText w:val=""/>
+      <w:lvlJc w:val="left"/>
+      <w:pPr>
+        <w:tabs>
+          <w:tab w:val="num" w:pos="3240"/>
+        </w:tabs>
+        <w:ind w:left="3240" w:hanging="360"/>
+      </w:pPr>
+      <w:rPr>
+        <w:rFonts w:ascii="Wingdings" w:hAnsi="Wingdings" w:hint="default"/>
+        <w:sz w:val="20"/>
+      </w:rPr>
+    </w:lvl>
+    <w:lvl w:ilvl="4" w:tentative="1">
+      <w:start w:val="1"/>
+      <w:numFmt w:val="bullet"/>
+      <w:lvlText w:val=""/>
+      <w:lvlJc w:val="left"/>
+      <w:pPr>
+        <w:tabs>
+          <w:tab w:val="num" w:pos="3960"/>
+        </w:tabs>
+        <w:ind w:left="3960" w:hanging="360"/>
+      </w:pPr>
+      <w:rPr>
+        <w:rFonts w:ascii="Wingdings" w:hAnsi="Wingdings" w:hint="default"/>
+        <w:sz w:val="20"/>
+      </w:rPr>
+    </w:lvl>
+    <w:lvl w:ilvl="5" w:tentative="1">
+      <w:start w:val="1"/>
+      <w:numFmt w:val="bullet"/>
+      <w:lvlText w:val=""/>
+      <w:lvlJc w:val="left"/>
+      <w:pPr>
+        <w:tabs>
+          <w:tab w:val="num" w:pos="4680"/>
+        </w:tabs>
+        <w:ind w:left="4680" w:hanging="360"/>
+      </w:pPr>
+      <w:rPr>
+        <w:rFonts w:ascii="Wingdings" w:hAnsi="Wingdings" w:hint="default"/>
+        <w:sz w:val="20"/>
+      </w:rPr>
+    </w:lvl>
+    <w:lvl w:ilvl="6" w:tentative="1">
+      <w:start w:val="1"/>
+      <w:numFmt w:val="bullet"/>
+      <w:lvlText w:val=""/>
+      <w:lvlJc w:val="left"/>
+      <w:pPr>
+        <w:tabs>
+          <w:tab w:val="num" w:pos="5400"/>
+        </w:tabs>
+        <w:ind w:left="5400" w:hanging="360"/>
+      </w:pPr>
+      <w:rPr>
+        <w:rFonts w:ascii="Wingdings" w:hAnsi="Wingdings" w:hint="default"/>
+        <w:sz w:val="20"/>
+      </w:rPr>
+    </w:lvl>
+    <w:lvl w:ilvl="7" w:tentative="1">
+      <w:start w:val="1"/>
+      <w:numFmt w:val="bullet"/>
+      <w:lvlText w:val=""/>
+      <w:lvlJc w:val="left"/>
+      <w:pPr>
+        <w:tabs>
+          <w:tab w:val="num" w:pos="6120"/>
+        </w:tabs>
+        <w:ind w:left="6120" w:hanging="360"/>
+      </w:pPr>
+      <w:rPr>
+        <w:rFonts w:ascii="Wingdings" w:hAnsi="Wingdings" w:hint="default"/>
+        <w:sz w:val="20"/>
+      </w:rPr>
+    </w:lvl>
+    <w:lvl w:ilvl="8" w:tentative="1">
+      <w:start w:val="1"/>
+      <w:numFmt w:val="bullet"/>
+      <w:lvlText w:val=""/>
+      <w:lvlJc w:val="left"/>
+      <w:pPr>
+        <w:tabs>
+          <w:tab w:val="num" w:pos="6840"/>
+        </w:tabs>
+        <w:ind w:left="6840" w:hanging="360"/>
+      </w:pPr>
+      <w:rPr>
+        <w:rFonts w:ascii="Wingdings" w:hAnsi="Wingdings" w:hint="default"/>
+        <w:sz w:val="20"/>
+      </w:rPr>
+    </w:lvl>
+  </w:abstractNum>
+  <w:abstractNum w:abstractNumId="22" w15:restartNumberingAfterBreak="0">
+    <w:nsid w:val="20773A03"/>
+    <w:multiLevelType w:val="multilevel"/>
+    <w:tmpl w:val="9E12B058"/>
+    <w:lvl w:ilvl="0">
+      <w:start w:val="1"/>
+      <w:numFmt w:val="bullet"/>
+      <w:lvlText w:val="o"/>
+      <w:lvlJc w:val="left"/>
+      <w:pPr>
+        <w:tabs>
+          <w:tab w:val="num" w:pos="1080"/>
+        </w:tabs>
+        <w:ind w:left="1080" w:hanging="360"/>
+      </w:pPr>
+      <w:rPr>
+        <w:rFonts w:ascii="Courier New" w:hAnsi="Courier New" w:hint="default"/>
+        <w:sz w:val="20"/>
+      </w:rPr>
+    </w:lvl>
     <w:lvl w:ilvl="1" w:tentative="1">
       <w:start w:val="1"/>
       <w:numFmt w:val="bullet"/>
@@ -4557,7 +5056,7 @@
       </w:rPr>
     </w:lvl>
   </w:abstractNum>
-  <w:abstractNum w:abstractNumId="19" w15:restartNumberingAfterBreak="0">
+  <w:abstractNum w:abstractNumId="23" w15:restartNumberingAfterBreak="0">
     <w:nsid w:val="216F6774"/>
     <w:multiLevelType w:val="hybridMultilevel"/>
     <w:tmpl w:val="B53C4B80"/>
@@ -4670,7 +5169,7 @@
       </w:rPr>
     </w:lvl>
   </w:abstractNum>
-  <w:abstractNum w:abstractNumId="20" w15:restartNumberingAfterBreak="0">
+  <w:abstractNum w:abstractNumId="24" w15:restartNumberingAfterBreak="0">
     <w:nsid w:val="233F67FF"/>
     <w:multiLevelType w:val="hybridMultilevel"/>
     <w:tmpl w:val="F6746224"/>
@@ -4783,7 +5282,7 @@
       </w:rPr>
     </w:lvl>
   </w:abstractNum>
-  <w:abstractNum w:abstractNumId="21" w15:restartNumberingAfterBreak="0">
+  <w:abstractNum w:abstractNumId="25" w15:restartNumberingAfterBreak="0">
     <w:nsid w:val="26DF7D26"/>
     <w:multiLevelType w:val="hybridMultilevel"/>
     <w:tmpl w:val="BFBE5B4A"/>
@@ -4896,7 +5395,7 @@
       </w:rPr>
     </w:lvl>
   </w:abstractNum>
-  <w:abstractNum w:abstractNumId="22" w15:restartNumberingAfterBreak="0">
+  <w:abstractNum w:abstractNumId="26" w15:restartNumberingAfterBreak="0">
     <w:nsid w:val="2CB0098F"/>
     <w:multiLevelType w:val="hybridMultilevel"/>
     <w:tmpl w:val="538C741A"/>
@@ -5009,7 +5508,120 @@
       </w:rPr>
     </w:lvl>
   </w:abstractNum>
-  <w:abstractNum w:abstractNumId="23" w15:restartNumberingAfterBreak="0">
+  <w:abstractNum w:abstractNumId="27" w15:restartNumberingAfterBreak="0">
+    <w:nsid w:val="2FCB3B73"/>
+    <w:multiLevelType w:val="hybridMultilevel"/>
+    <w:tmpl w:val="398632FE"/>
+    <w:lvl w:ilvl="0" w:tplc="4009000B">
+      <w:start w:val="1"/>
+      <w:numFmt w:val="bullet"/>
+      <w:lvlText w:val=""/>
+      <w:lvlJc w:val="left"/>
+      <w:pPr>
+        <w:ind w:left="360" w:hanging="360"/>
+      </w:pPr>
+      <w:rPr>
+        <w:rFonts w:ascii="Wingdings" w:hAnsi="Wingdings" w:hint="default"/>
+      </w:rPr>
+    </w:lvl>
+    <w:lvl w:ilvl="1" w:tplc="FFFFFFFF" w:tentative="1">
+      <w:start w:val="1"/>
+      <w:numFmt w:val="bullet"/>
+      <w:lvlText w:val="o"/>
+      <w:lvlJc w:val="left"/>
+      <w:pPr>
+        <w:ind w:left="1080" w:hanging="360"/>
+      </w:pPr>
+      <w:rPr>
+        <w:rFonts w:ascii="Courier New" w:hAnsi="Courier New" w:cs="Courier New" w:hint="default"/>
+      </w:rPr>
+    </w:lvl>
+    <w:lvl w:ilvl="2" w:tplc="FFFFFFFF" w:tentative="1">
+      <w:start w:val="1"/>
+      <w:numFmt w:val="bullet"/>
+      <w:lvlText w:val=""/>
+      <w:lvlJc w:val="left"/>
+      <w:pPr>
+        <w:ind w:left="1800" w:hanging="360"/>
+      </w:pPr>
+      <w:rPr>
+        <w:rFonts w:ascii="Wingdings" w:hAnsi="Wingdings" w:hint="default"/>
+      </w:rPr>
+    </w:lvl>
+    <w:lvl w:ilvl="3" w:tplc="FFFFFFFF" w:tentative="1">
+      <w:start w:val="1"/>
+      <w:numFmt w:val="bullet"/>
+      <w:lvlText w:val=""/>
+      <w:lvlJc w:val="left"/>
+      <w:pPr>
+        <w:ind w:left="2520" w:hanging="360"/>
+      </w:pPr>
+      <w:rPr>
+        <w:rFonts w:ascii="Symbol" w:hAnsi="Symbol" w:hint="default"/>
+      </w:rPr>
+    </w:lvl>
+    <w:lvl w:ilvl="4" w:tplc="FFFFFFFF" w:tentative="1">
+      <w:start w:val="1"/>
+      <w:numFmt w:val="bullet"/>
+      <w:lvlText w:val="o"/>
+      <w:lvlJc w:val="left"/>
+      <w:pPr>
+        <w:ind w:left="3240" w:hanging="360"/>
+      </w:pPr>
+      <w:rPr>
+        <w:rFonts w:ascii="Courier New" w:hAnsi="Courier New" w:cs="Courier New" w:hint="default"/>
+      </w:rPr>
+    </w:lvl>
+    <w:lvl w:ilvl="5" w:tplc="FFFFFFFF" w:tentative="1">
+      <w:start w:val="1"/>
+      <w:numFmt w:val="bullet"/>
+      <w:lvlText w:val=""/>
+      <w:lvlJc w:val="left"/>
+      <w:pPr>
+        <w:ind w:left="3960" w:hanging="360"/>
+      </w:pPr>
+      <w:rPr>
+        <w:rFonts w:ascii="Wingdings" w:hAnsi="Wingdings" w:hint="default"/>
+      </w:rPr>
+    </w:lvl>
+    <w:lvl w:ilvl="6" w:tplc="FFFFFFFF" w:tentative="1">
+      <w:start w:val="1"/>
+      <w:numFmt w:val="bullet"/>
+      <w:lvlText w:val=""/>
+      <w:lvlJc w:val="left"/>
+      <w:pPr>
+        <w:ind w:left="4680" w:hanging="360"/>
+      </w:pPr>
+      <w:rPr>
+        <w:rFonts w:ascii="Symbol" w:hAnsi="Symbol" w:hint="default"/>
+      </w:rPr>
+    </w:lvl>
+    <w:lvl w:ilvl="7" w:tplc="FFFFFFFF" w:tentative="1">
+      <w:start w:val="1"/>
+      <w:numFmt w:val="bullet"/>
+      <w:lvlText w:val="o"/>
+      <w:lvlJc w:val="left"/>
+      <w:pPr>
+        <w:ind w:left="5400" w:hanging="360"/>
+      </w:pPr>
+      <w:rPr>
+        <w:rFonts w:ascii="Courier New" w:hAnsi="Courier New" w:cs="Courier New" w:hint="default"/>
+      </w:rPr>
+    </w:lvl>
+    <w:lvl w:ilvl="8" w:tplc="FFFFFFFF" w:tentative="1">
+      <w:start w:val="1"/>
+      <w:numFmt w:val="bullet"/>
+      <w:lvlText w:val=""/>
+      <w:lvlJc w:val="left"/>
+      <w:pPr>
+        <w:ind w:left="6120" w:hanging="360"/>
+      </w:pPr>
+      <w:rPr>
+        <w:rFonts w:ascii="Wingdings" w:hAnsi="Wingdings" w:hint="default"/>
+      </w:rPr>
+    </w:lvl>
+  </w:abstractNum>
+  <w:abstractNum w:abstractNumId="28" w15:restartNumberingAfterBreak="0">
     <w:nsid w:val="31013B9A"/>
     <w:multiLevelType w:val="multilevel"/>
     <w:tmpl w:val="03A2DE74"/>
@@ -5158,7 +5770,7 @@
       </w:rPr>
     </w:lvl>
   </w:abstractNum>
-  <w:abstractNum w:abstractNumId="24" w15:restartNumberingAfterBreak="0">
+  <w:abstractNum w:abstractNumId="29" w15:restartNumberingAfterBreak="0">
     <w:nsid w:val="357059C8"/>
     <w:multiLevelType w:val="multilevel"/>
     <w:tmpl w:val="49F82736"/>
@@ -5307,7 +5919,7 @@
       </w:rPr>
     </w:lvl>
   </w:abstractNum>
-  <w:abstractNum w:abstractNumId="25" w15:restartNumberingAfterBreak="0">
+  <w:abstractNum w:abstractNumId="30" w15:restartNumberingAfterBreak="0">
     <w:nsid w:val="3B5B46C4"/>
     <w:multiLevelType w:val="hybridMultilevel"/>
     <w:tmpl w:val="6276AAB6"/>
@@ -5420,7 +6032,7 @@
       </w:rPr>
     </w:lvl>
   </w:abstractNum>
-  <w:abstractNum w:abstractNumId="26" w15:restartNumberingAfterBreak="0">
+  <w:abstractNum w:abstractNumId="31" w15:restartNumberingAfterBreak="0">
     <w:nsid w:val="3B95043B"/>
     <w:multiLevelType w:val="hybridMultilevel"/>
     <w:tmpl w:val="D03AFCF8"/>
@@ -5533,7 +6145,7 @@
       </w:rPr>
     </w:lvl>
   </w:abstractNum>
-  <w:abstractNum w:abstractNumId="27" w15:restartNumberingAfterBreak="0">
+  <w:abstractNum w:abstractNumId="32" w15:restartNumberingAfterBreak="0">
     <w:nsid w:val="3EDB063C"/>
     <w:multiLevelType w:val="multilevel"/>
     <w:tmpl w:val="BD3E6486"/>
@@ -5682,7 +6294,7 @@
       </w:rPr>
     </w:lvl>
   </w:abstractNum>
-  <w:abstractNum w:abstractNumId="28" w15:restartNumberingAfterBreak="0">
+  <w:abstractNum w:abstractNumId="33" w15:restartNumberingAfterBreak="0">
     <w:nsid w:val="3FE90250"/>
     <w:multiLevelType w:val="multilevel"/>
     <w:tmpl w:val="51FCC078"/>
@@ -5831,7 +6443,7 @@
       </w:rPr>
     </w:lvl>
   </w:abstractNum>
-  <w:abstractNum w:abstractNumId="29" w15:restartNumberingAfterBreak="0">
+  <w:abstractNum w:abstractNumId="34" w15:restartNumberingAfterBreak="0">
     <w:nsid w:val="47C22FE4"/>
     <w:multiLevelType w:val="multilevel"/>
     <w:tmpl w:val="032C05D8"/>
@@ -5980,7 +6592,7 @@
       </w:rPr>
     </w:lvl>
   </w:abstractNum>
-  <w:abstractNum w:abstractNumId="30" w15:restartNumberingAfterBreak="0">
+  <w:abstractNum w:abstractNumId="35" w15:restartNumberingAfterBreak="0">
     <w:nsid w:val="49EF1D61"/>
     <w:multiLevelType w:val="hybridMultilevel"/>
     <w:tmpl w:val="88A0FCE4"/>
@@ -6093,7 +6705,7 @@
       </w:rPr>
     </w:lvl>
   </w:abstractNum>
-  <w:abstractNum w:abstractNumId="31" w15:restartNumberingAfterBreak="0">
+  <w:abstractNum w:abstractNumId="36" w15:restartNumberingAfterBreak="0">
     <w:nsid w:val="52D50BF5"/>
     <w:multiLevelType w:val="multilevel"/>
     <w:tmpl w:val="AB72A0FE"/>
@@ -6242,7 +6854,7 @@
       </w:rPr>
     </w:lvl>
   </w:abstractNum>
-  <w:abstractNum w:abstractNumId="32" w15:restartNumberingAfterBreak="0">
+  <w:abstractNum w:abstractNumId="37" w15:restartNumberingAfterBreak="0">
     <w:nsid w:val="557250C1"/>
     <w:multiLevelType w:val="multilevel"/>
     <w:tmpl w:val="A768B540"/>
@@ -6391,7 +7003,7 @@
       </w:rPr>
     </w:lvl>
   </w:abstractNum>
-  <w:abstractNum w:abstractNumId="33" w15:restartNumberingAfterBreak="0">
+  <w:abstractNum w:abstractNumId="38" w15:restartNumberingAfterBreak="0">
     <w:nsid w:val="5CDE06D3"/>
     <w:multiLevelType w:val="hybridMultilevel"/>
     <w:tmpl w:val="A028973A"/>
@@ -6504,7 +7116,7 @@
       </w:rPr>
     </w:lvl>
   </w:abstractNum>
-  <w:abstractNum w:abstractNumId="34" w15:restartNumberingAfterBreak="0">
+  <w:abstractNum w:abstractNumId="39" w15:restartNumberingAfterBreak="0">
     <w:nsid w:val="5E052663"/>
     <w:multiLevelType w:val="multilevel"/>
     <w:tmpl w:val="032C05D8"/>
@@ -6653,7 +7265,156 @@
       </w:rPr>
     </w:lvl>
   </w:abstractNum>
-  <w:abstractNum w:abstractNumId="35" w15:restartNumberingAfterBreak="0">
+  <w:abstractNum w:abstractNumId="40" w15:restartNumberingAfterBreak="0">
+    <w:nsid w:val="642B1CB7"/>
+    <w:multiLevelType w:val="multilevel"/>
+    <w:tmpl w:val="C05878B6"/>
+    <w:lvl w:ilvl="0">
+      <w:start w:val="1"/>
+      <w:numFmt w:val="bullet"/>
+      <w:lvlText w:val=""/>
+      <w:lvlJc w:val="left"/>
+      <w:pPr>
+        <w:tabs>
+          <w:tab w:val="num" w:pos="1080"/>
+        </w:tabs>
+        <w:ind w:left="1080" w:hanging="360"/>
+      </w:pPr>
+      <w:rPr>
+        <w:rFonts w:ascii="Wingdings" w:hAnsi="Wingdings" w:hint="default"/>
+        <w:sz w:val="20"/>
+      </w:rPr>
+    </w:lvl>
+    <w:lvl w:ilvl="1" w:tentative="1">
+      <w:start w:val="1"/>
+      <w:numFmt w:val="bullet"/>
+      <w:lvlText w:val="o"/>
+      <w:lvlJc w:val="left"/>
+      <w:pPr>
+        <w:tabs>
+          <w:tab w:val="num" w:pos="1800"/>
+        </w:tabs>
+        <w:ind w:left="1800" w:hanging="360"/>
+      </w:pPr>
+      <w:rPr>
+        <w:rFonts w:ascii="Courier New" w:hAnsi="Courier New" w:hint="default"/>
+        <w:sz w:val="20"/>
+      </w:rPr>
+    </w:lvl>
+    <w:lvl w:ilvl="2" w:tentative="1">
+      <w:start w:val="1"/>
+      <w:numFmt w:val="bullet"/>
+      <w:lvlText w:val=""/>
+      <w:lvlJc w:val="left"/>
+      <w:pPr>
+        <w:tabs>
+          <w:tab w:val="num" w:pos="2520"/>
+        </w:tabs>
+        <w:ind w:left="2520" w:hanging="360"/>
+      </w:pPr>
+      <w:rPr>
+        <w:rFonts w:ascii="Wingdings" w:hAnsi="Wingdings" w:hint="default"/>
+        <w:sz w:val="20"/>
+      </w:rPr>
+    </w:lvl>
+    <w:lvl w:ilvl="3" w:tentative="1">
+      <w:start w:val="1"/>
+      <w:numFmt w:val="bullet"/>
+      <w:lvlText w:val=""/>
+      <w:lvlJc w:val="left"/>
+      <w:pPr>
+        <w:tabs>
+          <w:tab w:val="num" w:pos="3240"/>
+        </w:tabs>
+        <w:ind w:left="3240" w:hanging="360"/>
+      </w:pPr>
+      <w:rPr>
+        <w:rFonts w:ascii="Wingdings" w:hAnsi="Wingdings" w:hint="default"/>
+        <w:sz w:val="20"/>
+      </w:rPr>
+    </w:lvl>
+    <w:lvl w:ilvl="4" w:tentative="1">
+      <w:start w:val="1"/>
+      <w:numFmt w:val="bullet"/>
+      <w:lvlText w:val=""/>
+      <w:lvlJc w:val="left"/>
+      <w:pPr>
+        <w:tabs>
+          <w:tab w:val="num" w:pos="3960"/>
+        </w:tabs>
+        <w:ind w:left="3960" w:hanging="360"/>
+      </w:pPr>
+      <w:rPr>
+        <w:rFonts w:ascii="Wingdings" w:hAnsi="Wingdings" w:hint="default"/>
+        <w:sz w:val="20"/>
+      </w:rPr>
+    </w:lvl>
+    <w:lvl w:ilvl="5" w:tentative="1">
+      <w:start w:val="1"/>
+      <w:numFmt w:val="bullet"/>
+      <w:lvlText w:val=""/>
+      <w:lvlJc w:val="left"/>
+      <w:pPr>
+        <w:tabs>
+          <w:tab w:val="num" w:pos="4680"/>
+        </w:tabs>
+        <w:ind w:left="4680" w:hanging="360"/>
+      </w:pPr>
+      <w:rPr>
+        <w:rFonts w:ascii="Wingdings" w:hAnsi="Wingdings" w:hint="default"/>
+        <w:sz w:val="20"/>
+      </w:rPr>
+    </w:lvl>
+    <w:lvl w:ilvl="6" w:tentative="1">
+      <w:start w:val="1"/>
+      <w:numFmt w:val="bullet"/>
+      <w:lvlText w:val=""/>
+      <w:lvlJc w:val="left"/>
+      <w:pPr>
+        <w:tabs>
+          <w:tab w:val="num" w:pos="5400"/>
+        </w:tabs>
+        <w:ind w:left="5400" w:hanging="360"/>
+      </w:pPr>
+      <w:rPr>
+        <w:rFonts w:ascii="Wingdings" w:hAnsi="Wingdings" w:hint="default"/>
+        <w:sz w:val="20"/>
+      </w:rPr>
+    </w:lvl>
+    <w:lvl w:ilvl="7" w:tentative="1">
+      <w:start w:val="1"/>
+      <w:numFmt w:val="bullet"/>
+      <w:lvlText w:val=""/>
+      <w:lvlJc w:val="left"/>
+      <w:pPr>
+        <w:tabs>
+          <w:tab w:val="num" w:pos="6120"/>
+        </w:tabs>
+        <w:ind w:left="6120" w:hanging="360"/>
+      </w:pPr>
+      <w:rPr>
+        <w:rFonts w:ascii="Wingdings" w:hAnsi="Wingdings" w:hint="default"/>
+        <w:sz w:val="20"/>
+      </w:rPr>
+    </w:lvl>
+    <w:lvl w:ilvl="8" w:tentative="1">
+      <w:start w:val="1"/>
+      <w:numFmt w:val="bullet"/>
+      <w:lvlText w:val=""/>
+      <w:lvlJc w:val="left"/>
+      <w:pPr>
+        <w:tabs>
+          <w:tab w:val="num" w:pos="6840"/>
+        </w:tabs>
+        <w:ind w:left="6840" w:hanging="360"/>
+      </w:pPr>
+      <w:rPr>
+        <w:rFonts w:ascii="Wingdings" w:hAnsi="Wingdings" w:hint="default"/>
+        <w:sz w:val="20"/>
+      </w:rPr>
+    </w:lvl>
+  </w:abstractNum>
+  <w:abstractNum w:abstractNumId="41" w15:restartNumberingAfterBreak="0">
     <w:nsid w:val="69DD20AA"/>
     <w:multiLevelType w:val="hybridMultilevel"/>
     <w:tmpl w:val="7F240938"/>
@@ -6766,7 +7527,7 @@
       </w:rPr>
     </w:lvl>
   </w:abstractNum>
-  <w:abstractNum w:abstractNumId="36" w15:restartNumberingAfterBreak="0">
+  <w:abstractNum w:abstractNumId="42" w15:restartNumberingAfterBreak="0">
     <w:nsid w:val="69FB06C8"/>
     <w:multiLevelType w:val="hybridMultilevel"/>
     <w:tmpl w:val="38A443E6"/>
@@ -6879,7 +7640,7 @@
       </w:rPr>
     </w:lvl>
   </w:abstractNum>
-  <w:abstractNum w:abstractNumId="37" w15:restartNumberingAfterBreak="0">
+  <w:abstractNum w:abstractNumId="43" w15:restartNumberingAfterBreak="0">
     <w:nsid w:val="69FF209A"/>
     <w:multiLevelType w:val="hybridMultilevel"/>
     <w:tmpl w:val="D6701F9E"/>
@@ -6992,7 +7753,7 @@
       </w:rPr>
     </w:lvl>
   </w:abstractNum>
-  <w:abstractNum w:abstractNumId="38" w15:restartNumberingAfterBreak="0">
+  <w:abstractNum w:abstractNumId="44" w15:restartNumberingAfterBreak="0">
     <w:nsid w:val="6B8C1A57"/>
     <w:multiLevelType w:val="hybridMultilevel"/>
     <w:tmpl w:val="698467DE"/>
@@ -7105,7 +7866,7 @@
       </w:rPr>
     </w:lvl>
   </w:abstractNum>
-  <w:abstractNum w:abstractNumId="39" w15:restartNumberingAfterBreak="0">
+  <w:abstractNum w:abstractNumId="45" w15:restartNumberingAfterBreak="0">
     <w:nsid w:val="7056566A"/>
     <w:multiLevelType w:val="hybridMultilevel"/>
     <w:tmpl w:val="E6D2A890"/>
@@ -7218,7 +7979,7 @@
       </w:rPr>
     </w:lvl>
   </w:abstractNum>
-  <w:abstractNum w:abstractNumId="40" w15:restartNumberingAfterBreak="0">
+  <w:abstractNum w:abstractNumId="46" w15:restartNumberingAfterBreak="0">
     <w:nsid w:val="717E2CB4"/>
     <w:multiLevelType w:val="multilevel"/>
     <w:tmpl w:val="859EA292"/>
@@ -7367,7 +8128,7 @@
       </w:rPr>
     </w:lvl>
   </w:abstractNum>
-  <w:abstractNum w:abstractNumId="41" w15:restartNumberingAfterBreak="0">
+  <w:abstractNum w:abstractNumId="47" w15:restartNumberingAfterBreak="0">
     <w:nsid w:val="7420421E"/>
     <w:multiLevelType w:val="hybridMultilevel"/>
     <w:tmpl w:val="0F904E3A"/>
@@ -7480,7 +8241,7 @@
       </w:rPr>
     </w:lvl>
   </w:abstractNum>
-  <w:abstractNum w:abstractNumId="42" w15:restartNumberingAfterBreak="0">
+  <w:abstractNum w:abstractNumId="48" w15:restartNumberingAfterBreak="0">
     <w:nsid w:val="74227FCC"/>
     <w:multiLevelType w:val="multilevel"/>
     <w:tmpl w:val="A0B86342"/>
@@ -7629,7 +8390,7 @@
       </w:rPr>
     </w:lvl>
   </w:abstractNum>
-  <w:abstractNum w:abstractNumId="43" w15:restartNumberingAfterBreak="0">
+  <w:abstractNum w:abstractNumId="49" w15:restartNumberingAfterBreak="0">
     <w:nsid w:val="765B4DA5"/>
     <w:multiLevelType w:val="hybridMultilevel"/>
     <w:tmpl w:val="F35CCCBC"/>
@@ -7742,7 +8503,7 @@
       </w:rPr>
     </w:lvl>
   </w:abstractNum>
-  <w:abstractNum w:abstractNumId="44" w15:restartNumberingAfterBreak="0">
+  <w:abstractNum w:abstractNumId="50" w15:restartNumberingAfterBreak="0">
     <w:nsid w:val="76BB42AE"/>
     <w:multiLevelType w:val="multilevel"/>
     <w:tmpl w:val="871A6A8E"/>
@@ -7891,7 +8652,7 @@
       </w:rPr>
     </w:lvl>
   </w:abstractNum>
-  <w:abstractNum w:abstractNumId="45" w15:restartNumberingAfterBreak="0">
+  <w:abstractNum w:abstractNumId="51" w15:restartNumberingAfterBreak="0">
     <w:nsid w:val="78A92DFB"/>
     <w:multiLevelType w:val="hybridMultilevel"/>
     <w:tmpl w:val="549ECC1E"/>
@@ -8004,7 +8765,7 @@
       </w:rPr>
     </w:lvl>
   </w:abstractNum>
-  <w:abstractNum w:abstractNumId="46" w15:restartNumberingAfterBreak="0">
+  <w:abstractNum w:abstractNumId="52" w15:restartNumberingAfterBreak="0">
     <w:nsid w:val="79ED4353"/>
     <w:multiLevelType w:val="hybridMultilevel"/>
     <w:tmpl w:val="1E5AA1EC"/>
@@ -8117,7 +8878,7 @@
       </w:rPr>
     </w:lvl>
   </w:abstractNum>
-  <w:abstractNum w:abstractNumId="47" w15:restartNumberingAfterBreak="0">
+  <w:abstractNum w:abstractNumId="53" w15:restartNumberingAfterBreak="0">
     <w:nsid w:val="7AC243EB"/>
     <w:multiLevelType w:val="hybridMultilevel"/>
     <w:tmpl w:val="AE649E50"/>
@@ -8230,7 +8991,7 @@
       </w:rPr>
     </w:lvl>
   </w:abstractNum>
-  <w:abstractNum w:abstractNumId="48" w15:restartNumberingAfterBreak="0">
+  <w:abstractNum w:abstractNumId="54" w15:restartNumberingAfterBreak="0">
     <w:nsid w:val="7BCA3566"/>
     <w:multiLevelType w:val="multilevel"/>
     <w:tmpl w:val="2EB640A2"/>
@@ -8381,7 +9142,7 @@
       </w:rPr>
     </w:lvl>
   </w:abstractNum>
-  <w:abstractNum w:abstractNumId="49" w15:restartNumberingAfterBreak="0">
+  <w:abstractNum w:abstractNumId="55" w15:restartNumberingAfterBreak="0">
     <w:nsid w:val="7EB00B47"/>
     <w:multiLevelType w:val="multilevel"/>
     <w:tmpl w:val="032C05D8"/>
@@ -8531,154 +9292,172 @@
     </w:lvl>
   </w:abstractNum>
   <w:num w:numId="1" w16cid:durableId="1953970977">
+    <w:abstractNumId w:val="24"/>
+  </w:num>
+  <w:num w:numId="2" w16cid:durableId="1714688727">
+    <w:abstractNumId w:val="53"/>
+  </w:num>
+  <w:num w:numId="3" w16cid:durableId="1121455324">
+    <w:abstractNumId w:val="29"/>
+  </w:num>
+  <w:num w:numId="4" w16cid:durableId="995495247">
+    <w:abstractNumId w:val="12"/>
+  </w:num>
+  <w:num w:numId="5" w16cid:durableId="1629630683">
+    <w:abstractNumId w:val="36"/>
+  </w:num>
+  <w:num w:numId="6" w16cid:durableId="499122415">
+    <w:abstractNumId w:val="50"/>
+  </w:num>
+  <w:num w:numId="7" w16cid:durableId="2024627281">
+    <w:abstractNumId w:val="3"/>
+  </w:num>
+  <w:num w:numId="8" w16cid:durableId="255988005">
+    <w:abstractNumId w:val="52"/>
+  </w:num>
+  <w:num w:numId="9" w16cid:durableId="255018456">
+    <w:abstractNumId w:val="6"/>
+  </w:num>
+  <w:num w:numId="10" w16cid:durableId="289823301">
+    <w:abstractNumId w:val="11"/>
+  </w:num>
+  <w:num w:numId="11" w16cid:durableId="1753816578">
+    <w:abstractNumId w:val="16"/>
+  </w:num>
+  <w:num w:numId="12" w16cid:durableId="131794398">
     <w:abstractNumId w:val="20"/>
   </w:num>
-  <w:num w:numId="2" w16cid:durableId="1714688727">
+  <w:num w:numId="13" w16cid:durableId="1932816943">
+    <w:abstractNumId w:val="38"/>
+  </w:num>
+  <w:num w:numId="14" w16cid:durableId="1353845966">
+    <w:abstractNumId w:val="44"/>
+  </w:num>
+  <w:num w:numId="15" w16cid:durableId="1737588459">
+    <w:abstractNumId w:val="32"/>
+  </w:num>
+  <w:num w:numId="16" w16cid:durableId="2119714499">
+    <w:abstractNumId w:val="51"/>
+  </w:num>
+  <w:num w:numId="17" w16cid:durableId="1457219994">
+    <w:abstractNumId w:val="49"/>
+  </w:num>
+  <w:num w:numId="18" w16cid:durableId="85271561">
+    <w:abstractNumId w:val="30"/>
+  </w:num>
+  <w:num w:numId="19" w16cid:durableId="1669597812">
+    <w:abstractNumId w:val="26"/>
+  </w:num>
+  <w:num w:numId="20" w16cid:durableId="1060862827">
     <w:abstractNumId w:val="47"/>
   </w:num>
-  <w:num w:numId="3" w16cid:durableId="1121455324">
-    <w:abstractNumId w:val="24"/>
+  <w:num w:numId="21" w16cid:durableId="1623153986">
+    <w:abstractNumId w:val="45"/>
   </w:num>
-  <w:num w:numId="4" w16cid:durableId="995495247">
-    <w:abstractNumId w:val="10"/>
+  <w:num w:numId="22" w16cid:durableId="487014135">
+    <w:abstractNumId w:val="23"/>
   </w:num>
-  <w:num w:numId="5" w16cid:durableId="1629630683">
+  <w:num w:numId="23" w16cid:durableId="536312071">
+    <w:abstractNumId w:val="8"/>
+  </w:num>
+  <w:num w:numId="24" w16cid:durableId="1536579935">
+    <w:abstractNumId w:val="5"/>
+  </w:num>
+  <w:num w:numId="25" w16cid:durableId="1870221887">
+    <w:abstractNumId w:val="7"/>
+  </w:num>
+  <w:num w:numId="26" w16cid:durableId="1500341438">
+    <w:abstractNumId w:val="54"/>
+  </w:num>
+  <w:num w:numId="27" w16cid:durableId="1034773910">
+    <w:abstractNumId w:val="28"/>
+  </w:num>
+  <w:num w:numId="28" w16cid:durableId="110905606">
+    <w:abstractNumId w:val="19"/>
+  </w:num>
+  <w:num w:numId="29" w16cid:durableId="617415262">
+    <w:abstractNumId w:val="46"/>
+  </w:num>
+  <w:num w:numId="30" w16cid:durableId="209073303">
+    <w:abstractNumId w:val="48"/>
+  </w:num>
+  <w:num w:numId="31" w16cid:durableId="890189940">
+    <w:abstractNumId w:val="21"/>
+  </w:num>
+  <w:num w:numId="32" w16cid:durableId="1747150142">
+    <w:abstractNumId w:val="37"/>
+  </w:num>
+  <w:num w:numId="33" w16cid:durableId="35738363">
+    <w:abstractNumId w:val="18"/>
+  </w:num>
+  <w:num w:numId="34" w16cid:durableId="1744259912">
+    <w:abstractNumId w:val="14"/>
+  </w:num>
+  <w:num w:numId="35" w16cid:durableId="1827085332">
+    <w:abstractNumId w:val="43"/>
+  </w:num>
+  <w:num w:numId="36" w16cid:durableId="2095085415">
+    <w:abstractNumId w:val="41"/>
+  </w:num>
+  <w:num w:numId="37" w16cid:durableId="2009092956">
     <w:abstractNumId w:val="31"/>
   </w:num>
-  <w:num w:numId="6" w16cid:durableId="499122415">
-    <w:abstractNumId w:val="44"/>
-  </w:num>
-  <w:num w:numId="7" w16cid:durableId="2024627281">
-    <w:abstractNumId w:val="2"/>
-  </w:num>
-  <w:num w:numId="8" w16cid:durableId="255988005">
-    <w:abstractNumId w:val="46"/>
-  </w:num>
-  <w:num w:numId="9" w16cid:durableId="255018456">
-    <w:abstractNumId w:val="5"/>
-  </w:num>
-  <w:num w:numId="10" w16cid:durableId="289823301">
-    <w:abstractNumId w:val="9"/>
-  </w:num>
-  <w:num w:numId="11" w16cid:durableId="1753816578">
-    <w:abstractNumId w:val="13"/>
-  </w:num>
-  <w:num w:numId="12" w16cid:durableId="131794398">
-    <w:abstractNumId w:val="17"/>
-  </w:num>
-  <w:num w:numId="13" w16cid:durableId="1932816943">
-    <w:abstractNumId w:val="33"/>
-  </w:num>
-  <w:num w:numId="14" w16cid:durableId="1353845966">
-    <w:abstractNumId w:val="38"/>
-  </w:num>
-  <w:num w:numId="15" w16cid:durableId="1737588459">
-    <w:abstractNumId w:val="27"/>
-  </w:num>
-  <w:num w:numId="16" w16cid:durableId="2119714499">
-    <w:abstractNumId w:val="45"/>
-  </w:num>
-  <w:num w:numId="17" w16cid:durableId="1457219994">
-    <w:abstractNumId w:val="43"/>
-  </w:num>
-  <w:num w:numId="18" w16cid:durableId="85271561">
-    <w:abstractNumId w:val="25"/>
-  </w:num>
-  <w:num w:numId="19" w16cid:durableId="1669597812">
-    <w:abstractNumId w:val="22"/>
-  </w:num>
-  <w:num w:numId="20" w16cid:durableId="1060862827">
-    <w:abstractNumId w:val="41"/>
-  </w:num>
-  <w:num w:numId="21" w16cid:durableId="1623153986">
-    <w:abstractNumId w:val="39"/>
-  </w:num>
-  <w:num w:numId="22" w16cid:durableId="487014135">
-    <w:abstractNumId w:val="19"/>
-  </w:num>
-  <w:num w:numId="23" w16cid:durableId="536312071">
-    <w:abstractNumId w:val="7"/>
-  </w:num>
-  <w:num w:numId="24" w16cid:durableId="1536579935">
-    <w:abstractNumId w:val="4"/>
-  </w:num>
-  <w:num w:numId="25" w16cid:durableId="1870221887">
-    <w:abstractNumId w:val="6"/>
-  </w:num>
-  <w:num w:numId="26" w16cid:durableId="1500341438">
-    <w:abstractNumId w:val="48"/>
-  </w:num>
-  <w:num w:numId="27" w16cid:durableId="1034773910">
-    <w:abstractNumId w:val="23"/>
-  </w:num>
-  <w:num w:numId="28" w16cid:durableId="110905606">
-    <w:abstractNumId w:val="16"/>
-  </w:num>
-  <w:num w:numId="29" w16cid:durableId="617415262">
-    <w:abstractNumId w:val="40"/>
-  </w:num>
-  <w:num w:numId="30" w16cid:durableId="209073303">
-    <w:abstractNumId w:val="42"/>
-  </w:num>
-  <w:num w:numId="31" w16cid:durableId="890189940">
-    <w:abstractNumId w:val="18"/>
-  </w:num>
-  <w:num w:numId="32" w16cid:durableId="1747150142">
-    <w:abstractNumId w:val="32"/>
-  </w:num>
-  <w:num w:numId="33" w16cid:durableId="35738363">
-    <w:abstractNumId w:val="15"/>
-  </w:num>
-  <w:num w:numId="34" w16cid:durableId="1744259912">
-    <w:abstractNumId w:val="11"/>
-  </w:num>
-  <w:num w:numId="35" w16cid:durableId="1827085332">
-    <w:abstractNumId w:val="37"/>
-  </w:num>
-  <w:num w:numId="36" w16cid:durableId="2095085415">
+  <w:num w:numId="38" w16cid:durableId="329142402">
     <w:abstractNumId w:val="35"/>
   </w:num>
-  <w:num w:numId="37" w16cid:durableId="2009092956">
-    <w:abstractNumId w:val="26"/>
-  </w:num>
-  <w:num w:numId="38" w16cid:durableId="329142402">
-    <w:abstractNumId w:val="30"/>
-  </w:num>
   <w:num w:numId="39" w16cid:durableId="608658322">
-    <w:abstractNumId w:val="21"/>
+    <w:abstractNumId w:val="25"/>
   </w:num>
   <w:num w:numId="40" w16cid:durableId="413743115">
     <w:abstractNumId w:val="1"/>
   </w:num>
   <w:num w:numId="41" w16cid:durableId="1845975059">
-    <w:abstractNumId w:val="8"/>
+    <w:abstractNumId w:val="10"/>
   </w:num>
   <w:num w:numId="42" w16cid:durableId="1376734613">
+    <w:abstractNumId w:val="39"/>
+  </w:num>
+  <w:num w:numId="43" w16cid:durableId="495611022">
     <w:abstractNumId w:val="34"/>
   </w:num>
-  <w:num w:numId="43" w16cid:durableId="495611022">
-    <w:abstractNumId w:val="29"/>
-  </w:num>
   <w:num w:numId="44" w16cid:durableId="1790777281">
-    <w:abstractNumId w:val="36"/>
+    <w:abstractNumId w:val="42"/>
   </w:num>
   <w:num w:numId="45" w16cid:durableId="1494374564">
-    <w:abstractNumId w:val="49"/>
+    <w:abstractNumId w:val="55"/>
   </w:num>
   <w:num w:numId="46" w16cid:durableId="232398256">
     <w:abstractNumId w:val="0"/>
   </w:num>
   <w:num w:numId="47" w16cid:durableId="1342854466">
-    <w:abstractNumId w:val="12"/>
+    <w:abstractNumId w:val="15"/>
   </w:num>
   <w:num w:numId="48" w16cid:durableId="1982348339">
-    <w:abstractNumId w:val="28"/>
+    <w:abstractNumId w:val="33"/>
   </w:num>
   <w:num w:numId="49" w16cid:durableId="847139116">
-    <w:abstractNumId w:val="3"/>
+    <w:abstractNumId w:val="4"/>
   </w:num>
   <w:num w:numId="50" w16cid:durableId="1215970141">
-    <w:abstractNumId w:val="14"/>
+    <w:abstractNumId w:val="17"/>
+  </w:num>
+  <w:num w:numId="51" w16cid:durableId="1626347118">
+    <w:abstractNumId w:val="27"/>
+  </w:num>
+  <w:num w:numId="52" w16cid:durableId="1584488095">
+    <w:abstractNumId w:val="9"/>
+  </w:num>
+  <w:num w:numId="53" w16cid:durableId="1433165232">
+    <w:abstractNumId w:val="40"/>
+  </w:num>
+  <w:num w:numId="54" w16cid:durableId="948583502">
+    <w:abstractNumId w:val="22"/>
+  </w:num>
+  <w:num w:numId="55" w16cid:durableId="1002203943">
+    <w:abstractNumId w:val="2"/>
+  </w:num>
+  <w:num w:numId="56" w16cid:durableId="176580645">
+    <w:abstractNumId w:val="13"/>
   </w:num>
 </w:numbering>
 </file>
@@ -9943,4 +10722,16 @@
     </a:ext>
   </a:extLst>
 </a:theme>
+</file>
+
+<file path=customXml/item1.xml><?xml version="1.0" encoding="utf-8"?>
+<b:Sources xmlns:b="http://schemas.openxmlformats.org/officeDocument/2006/bibliography" xmlns="http://schemas.openxmlformats.org/officeDocument/2006/bibliography" SelectedStyle="\APASixthEditionOfficeOnline.xsl" StyleName="APA" Version="6"/>
+</file>
+
+<file path=customXml/itemProps1.xml><?xml version="1.0" encoding="utf-8"?>
+<ds:datastoreItem xmlns:ds="http://schemas.openxmlformats.org/officeDocument/2006/customXml" ds:itemID="{853BBD37-74FB-44E7-B5C2-EA75F2B0422E}">
+  <ds:schemaRefs>
+    <ds:schemaRef ds:uri="http://schemas.openxmlformats.org/officeDocument/2006/bibliography"/>
+  </ds:schemaRefs>
+</ds:datastoreItem>
 </file>